--- a/TP1 Matemáticas y Programacion.docx
+++ b/TP1 Matemáticas y Programacion.docx
@@ -85,25 +85,23 @@
           <w:szCs w:val="24"/>
           <w:lang w:val="es-AR"/>
         </w:rPr>
-        <w:t xml:space="preserve">: Candela Rubiolo, Yanina Depetris, Pablo Faelis, Santiago </w:t>
-      </w:r>
-      <w:proofErr w:type="spellStart"/>
-      <w:r>
-        <w:rPr>
-          <w:sz w:val="24"/>
-          <w:szCs w:val="24"/>
-          <w:lang w:val="es-AR"/>
-        </w:rPr>
-        <w:t>Arevalo</w:t>
-      </w:r>
-      <w:proofErr w:type="spellEnd"/>
-      <w:r>
-        <w:rPr>
-          <w:sz w:val="24"/>
-          <w:szCs w:val="24"/>
-          <w:lang w:val="es-AR"/>
-        </w:rPr>
-        <w:t>, Lautaro Fernández, Brian Schell</w:t>
+        <w:t>: Candela Rubiolo, Yanina Depetris, Pablo Faelis, Santiago Are</w:t>
+      </w:r>
+      <w:r>
+        <w:rPr>
+          <w:sz w:val="24"/>
+          <w:szCs w:val="24"/>
+          <w:lang w:val="es-AR"/>
+        </w:rPr>
+        <w:t>b</w:t>
+      </w:r>
+      <w:r>
+        <w:rPr>
+          <w:sz w:val="24"/>
+          <w:szCs w:val="24"/>
+          <w:lang w:val="es-AR"/>
+        </w:rPr>
+        <w:t>alo, Lautaro Fernández, Brian Schell</w:t>
       </w:r>
     </w:p>
     <w:p>
@@ -201,21 +199,7 @@
         <w:rPr>
           <w:lang w:val="es-AR"/>
         </w:rPr>
-        <w:t xml:space="preserve"> Una empresa de desarrollo analiza el comportamiento de usuarios de su plataforma. Se cuenta con registros de </w:t>
-      </w:r>
-      <w:proofErr w:type="spellStart"/>
-      <w:r>
-        <w:rPr>
-          <w:lang w:val="es-AR"/>
-        </w:rPr>
-        <w:t>IDs</w:t>
-      </w:r>
-      <w:proofErr w:type="spellEnd"/>
-      <w:r>
-        <w:rPr>
-          <w:lang w:val="es-AR"/>
-        </w:rPr>
-        <w:t xml:space="preserve"> de usuarios según distintas actividades.</w:t>
+        <w:t xml:space="preserve"> Una empresa de desarrollo analiza el comportamiento de usuarios de su plataforma. Se cuenta con registros de IDs de usuarios según distintas actividades.</w:t>
       </w:r>
     </w:p>
     <w:p>
@@ -572,83 +556,70 @@
           <w:lang w:val="es-AR"/>
         </w:rPr>
       </w:pPr>
-      <w:proofErr w:type="spellStart"/>
-      <w:r>
-        <w:rPr>
-          <w:lang w:val="es-AR"/>
-        </w:rPr>
-        <w:t>def</w:t>
-      </w:r>
-      <w:proofErr w:type="spellEnd"/>
-      <w:r>
-        <w:rPr>
-          <w:lang w:val="es-AR"/>
-        </w:rPr>
-        <w:t xml:space="preserve"> </w:t>
-      </w:r>
-      <w:proofErr w:type="spellStart"/>
-      <w:r>
-        <w:rPr>
-          <w:lang w:val="es-AR"/>
-        </w:rPr>
-        <w:t>union_grupos</w:t>
-      </w:r>
-      <w:proofErr w:type="spellEnd"/>
-      <w:r>
-        <w:rPr>
-          <w:lang w:val="es-AR"/>
-        </w:rPr>
-        <w:t>(</w:t>
-      </w:r>
-      <w:proofErr w:type="spellStart"/>
-      <w:r>
-        <w:rPr>
-          <w:lang w:val="es-AR"/>
-        </w:rPr>
-        <w:t>vector_A,vector_B,largo_vector_A,largo_vector_B</w:t>
-      </w:r>
-      <w:proofErr w:type="spellEnd"/>
-      <w:r>
-        <w:rPr>
-          <w:lang w:val="es-AR"/>
-        </w:rPr>
-        <w:t>):</w:t>
-      </w:r>
-    </w:p>
-    <w:p>
-      <w:pPr>
-        <w:rPr>
-          <w:lang w:val="es-AR"/>
-        </w:rPr>
-      </w:pPr>
+      <w:r>
+        <w:rPr>
+          <w:lang w:val="es-AR"/>
+        </w:rPr>
+        <w:t>def union_grupos(vector_A,vector_B,largo_vector_A,largo_vector_B):</w:t>
+      </w:r>
+    </w:p>
+    <w:p>
+      <w:pPr>
+        <w:rPr>
+          <w:lang w:val="es-AR"/>
+        </w:rPr>
+      </w:pPr>
+      <w:r>
+        <w:rPr>
+          <w:lang w:val="es-AR"/>
+        </w:rPr>
+        <w:t xml:space="preserve">    vector_resultado = []*largo_vector_A+largo_vector_B</w:t>
+      </w:r>
+    </w:p>
+    <w:p>
       <w:r>
         <w:rPr>
           <w:lang w:val="es-AR"/>
         </w:rPr>
         <w:t xml:space="preserve">    </w:t>
       </w:r>
-      <w:proofErr w:type="spellStart"/>
-      <w:r>
-        <w:rPr>
-          <w:lang w:val="es-AR"/>
-        </w:rPr>
-        <w:t>vector_resultado</w:t>
-      </w:r>
-      <w:proofErr w:type="spellEnd"/>
-      <w:r>
-        <w:rPr>
-          <w:lang w:val="es-AR"/>
-        </w:rPr>
-        <w:t xml:space="preserve"> = []*</w:t>
-      </w:r>
-      <w:proofErr w:type="spellStart"/>
-      <w:r>
-        <w:rPr>
-          <w:lang w:val="es-AR"/>
-        </w:rPr>
-        <w:t>largo_vector_A+largo_vector_B</w:t>
-      </w:r>
-      <w:proofErr w:type="spellEnd"/>
+      <w:r>
+        <w:t>contador = 0</w:t>
+      </w:r>
+    </w:p>
+    <w:p>
+      <w:r>
+        <w:t xml:space="preserve">    for  i in range(largo_vector_A):</w:t>
+      </w:r>
+    </w:p>
+    <w:p>
+      <w:pPr>
+        <w:rPr>
+          <w:lang w:val="es-AR"/>
+        </w:rPr>
+      </w:pPr>
+      <w:r>
+        <w:t xml:space="preserve">        </w:t>
+      </w:r>
+      <w:r>
+        <w:rPr>
+          <w:lang w:val="es-AR"/>
+        </w:rPr>
+        <w:t>vector_resultado[i] = vector_A[i]</w:t>
+      </w:r>
+    </w:p>
+    <w:p>
+      <w:pPr>
+        <w:rPr>
+          <w:lang w:val="es-AR"/>
+        </w:rPr>
+      </w:pPr>
+      <w:r>
+        <w:rPr>
+          <w:lang w:val="es-AR"/>
+        </w:rPr>
+        <w:t xml:space="preserve">        contador =+ 1</w:t>
+      </w:r>
     </w:p>
     <w:p>
       <w:r>
@@ -657,34 +628,8 @@
         </w:rPr>
         <w:t xml:space="preserve">    </w:t>
       </w:r>
-      <w:proofErr w:type="spellStart"/>
-      <w:r>
-        <w:t>contador</w:t>
-      </w:r>
-      <w:proofErr w:type="spellEnd"/>
-      <w:r>
-        <w:t xml:space="preserve"> = 0</w:t>
-      </w:r>
-    </w:p>
-    <w:p>
-      <w:r>
-        <w:t xml:space="preserve">    for  </w:t>
-      </w:r>
-      <w:proofErr w:type="spellStart"/>
-      <w:r>
-        <w:t>i</w:t>
-      </w:r>
-      <w:proofErr w:type="spellEnd"/>
-      <w:r>
-        <w:t xml:space="preserve"> in range(</w:t>
-      </w:r>
-      <w:proofErr w:type="spellStart"/>
-      <w:r>
-        <w:t>largo_vector_A</w:t>
-      </w:r>
-      <w:proofErr w:type="spellEnd"/>
-      <w:r>
-        <w:t>):</w:t>
+      <w:r>
+        <w:t>for i in range(largo_vector_B):</w:t>
       </w:r>
     </w:p>
     <w:p>
@@ -696,46 +641,24 @@
       <w:r>
         <w:t xml:space="preserve">        </w:t>
       </w:r>
-      <w:proofErr w:type="spellStart"/>
-      <w:r>
-        <w:rPr>
-          <w:lang w:val="es-AR"/>
-        </w:rPr>
-        <w:t>vector_resultado</w:t>
-      </w:r>
-      <w:proofErr w:type="spellEnd"/>
-      <w:r>
-        <w:rPr>
-          <w:lang w:val="es-AR"/>
-        </w:rPr>
-        <w:t xml:space="preserve">[i] = </w:t>
-      </w:r>
-      <w:proofErr w:type="spellStart"/>
-      <w:r>
-        <w:rPr>
-          <w:lang w:val="es-AR"/>
-        </w:rPr>
-        <w:t>vector_A</w:t>
-      </w:r>
-      <w:proofErr w:type="spellEnd"/>
-      <w:r>
-        <w:rPr>
-          <w:lang w:val="es-AR"/>
-        </w:rPr>
-        <w:t>[i]</w:t>
-      </w:r>
-    </w:p>
-    <w:p>
-      <w:pPr>
-        <w:rPr>
-          <w:lang w:val="es-AR"/>
-        </w:rPr>
-      </w:pPr>
-      <w:r>
-        <w:rPr>
-          <w:lang w:val="es-AR"/>
-        </w:rPr>
-        <w:t xml:space="preserve">        contador =+ 1</w:t>
+      <w:r>
+        <w:rPr>
+          <w:lang w:val="es-AR"/>
+        </w:rPr>
+        <w:t>vector_resultado[i] = vector_A[i]</w:t>
+      </w:r>
+    </w:p>
+    <w:p>
+      <w:pPr>
+        <w:rPr>
+          <w:lang w:val="es-AR"/>
+        </w:rPr>
+      </w:pPr>
+      <w:r>
+        <w:rPr>
+          <w:lang w:val="es-AR"/>
+        </w:rPr>
+        <w:t xml:space="preserve">        contador += 1</w:t>
       </w:r>
     </w:p>
     <w:p>
@@ -746,711 +669,392 @@
         <w:t xml:space="preserve">    </w:t>
       </w:r>
       <w:r>
-        <w:t xml:space="preserve">for </w:t>
-      </w:r>
-      <w:proofErr w:type="spellStart"/>
-      <w:r>
-        <w:t>i</w:t>
-      </w:r>
-      <w:proofErr w:type="spellEnd"/>
-      <w:r>
-        <w:t xml:space="preserve"> in range(</w:t>
-      </w:r>
-      <w:proofErr w:type="spellStart"/>
-      <w:r>
-        <w:t>largo_vector_B</w:t>
-      </w:r>
-      <w:proofErr w:type="spellEnd"/>
-      <w:r>
-        <w:t>):</w:t>
-      </w:r>
-    </w:p>
-    <w:p>
-      <w:pPr>
-        <w:rPr>
-          <w:lang w:val="es-AR"/>
-        </w:rPr>
-      </w:pPr>
-      <w:r>
+        <w:t>return vector_resultado</w:t>
+      </w:r>
+    </w:p>
+    <w:p/>
+    <w:p>
+      <w:pPr>
+        <w:rPr>
+          <w:lang w:val="es-AR"/>
+        </w:rPr>
+      </w:pPr>
+      <w:r>
+        <w:rPr>
+          <w:lang w:val="es-AR"/>
+        </w:rPr>
+        <w:t>def usuario_en_vector(vector_objetivo,usuario_objetivo,largo_vector):</w:t>
+      </w:r>
+    </w:p>
+    <w:p>
+      <w:pPr>
+        <w:rPr>
+          <w:lang w:val="es-AR"/>
+        </w:rPr>
+      </w:pPr>
+      <w:r>
+        <w:rPr>
+          <w:lang w:val="es-AR"/>
+        </w:rPr>
+        <w:t xml:space="preserve">    for usuario in range(largo_vector):</w:t>
+      </w:r>
+    </w:p>
+    <w:p>
+      <w:pPr>
+        <w:rPr>
+          <w:lang w:val="es-AR"/>
+        </w:rPr>
+      </w:pPr>
+      <w:r>
+        <w:rPr>
+          <w:lang w:val="es-AR"/>
+        </w:rPr>
+        <w:t xml:space="preserve">        if usuario == usuario_objetivo:</w:t>
+      </w:r>
+    </w:p>
+    <w:p>
+      <w:pPr>
+        <w:rPr>
+          <w:lang w:val="es-AR"/>
+        </w:rPr>
+      </w:pPr>
+      <w:r>
+        <w:rPr>
+          <w:lang w:val="es-AR"/>
+        </w:rPr>
+        <w:t xml:space="preserve">            return True</w:t>
+      </w:r>
+    </w:p>
+    <w:p>
+      <w:pPr>
+        <w:rPr>
+          <w:lang w:val="es-AR"/>
+        </w:rPr>
+      </w:pPr>
+      <w:r>
+        <w:rPr>
+          <w:lang w:val="es-AR"/>
+        </w:rPr>
+        <w:t xml:space="preserve">    return False</w:t>
+      </w:r>
+    </w:p>
+    <w:p>
+      <w:pPr>
+        <w:rPr>
+          <w:lang w:val="es-AR"/>
+        </w:rPr>
+      </w:pPr>
+    </w:p>
+    <w:p>
+      <w:pPr>
+        <w:rPr>
+          <w:lang w:val="es-AR"/>
+        </w:rPr>
+      </w:pPr>
+    </w:p>
+    <w:p>
+      <w:pPr>
+        <w:rPr>
+          <w:lang w:val="es-AR"/>
+        </w:rPr>
+      </w:pPr>
+    </w:p>
+    <w:p>
+      <w:pPr>
+        <w:rPr>
+          <w:lang w:val="es-AR"/>
+        </w:rPr>
+      </w:pPr>
+      <w:r>
+        <w:rPr>
+          <w:lang w:val="es-AR"/>
+        </w:rPr>
+        <w:t>#usuarios que utilizan ambas plataformas</w:t>
+      </w:r>
+    </w:p>
+    <w:p>
+      <w:r>
+        <w:t>print("A U B = " ,end= " ")</w:t>
+      </w:r>
+    </w:p>
+    <w:p>
+      <w:r>
+        <w:t>for usuario in range(LARGO_A):</w:t>
+      </w:r>
+    </w:p>
+    <w:p>
+      <w:pPr>
+        <w:rPr>
+          <w:lang w:val="es-AR"/>
+        </w:rPr>
+      </w:pPr>
+      <w:r>
+        <w:t xml:space="preserve">   </w:t>
+      </w:r>
+      <w:r>
+        <w:rPr>
+          <w:lang w:val="es-AR"/>
+        </w:rPr>
+        <w:t>if usuario_en_vector(B,A[usuario],LARGO_B):</w:t>
+      </w:r>
+    </w:p>
+    <w:p>
+      <w:pPr>
+        <w:rPr>
+          <w:lang w:val="es-AR"/>
+        </w:rPr>
+      </w:pPr>
+      <w:r>
+        <w:rPr>
+          <w:lang w:val="es-AR"/>
+        </w:rPr>
+        <w:t xml:space="preserve">    print (usuario, end=" ")</w:t>
+      </w:r>
+    </w:p>
+    <w:p>
+      <w:pPr>
+        <w:rPr>
+          <w:lang w:val="es-AR"/>
+        </w:rPr>
+      </w:pPr>
+    </w:p>
+    <w:p>
+      <w:pPr>
+        <w:rPr>
+          <w:lang w:val="es-AR"/>
+        </w:rPr>
+      </w:pPr>
+      <w:r>
+        <w:rPr>
+          <w:lang w:val="es-AR"/>
+        </w:rPr>
+        <w:t xml:space="preserve">#usuarios que utilizan al menos una plataforma </w:t>
+      </w:r>
+    </w:p>
+    <w:p>
+      <w:r>
+        <w:t xml:space="preserve">print("\n x </w:t>
+      </w:r>
+      <w:r>
+        <w:rPr>
+          <w:rFonts w:ascii="Cambria Math" w:hAnsi="Cambria Math" w:cs="Cambria Math"/>
+        </w:rPr>
+        <w:t>∈</w:t>
+      </w:r>
+      <w:r>
+        <w:t xml:space="preserve"> A </w:t>
+      </w:r>
+      <w:r>
+        <w:rPr>
+          <w:rFonts w:ascii="Cambria Math" w:hAnsi="Cambria Math" w:cs="Cambria Math"/>
+        </w:rPr>
+        <w:t>∨</w:t>
+      </w:r>
+      <w:r>
+        <w:t xml:space="preserve"> x </w:t>
+      </w:r>
+      <w:r>
+        <w:rPr>
+          <w:rFonts w:ascii="Cambria Math" w:hAnsi="Cambria Math" w:cs="Cambria Math"/>
+        </w:rPr>
+        <w:t>∈</w:t>
+      </w:r>
+      <w:r>
+        <w:t xml:space="preserve"> B = " ,end = " ")</w:t>
+      </w:r>
+    </w:p>
+    <w:p>
+      <w:r>
+        <w:t>for usuario in range(LARGO_A):</w:t>
+      </w:r>
+    </w:p>
+    <w:p>
+      <w:r>
+        <w:t xml:space="preserve">  print (A[usuario], end= " ") </w:t>
+      </w:r>
+    </w:p>
+    <w:p>
+      <w:r>
+        <w:t>for usuario in range(LARGO_B):</w:t>
+      </w:r>
+    </w:p>
+    <w:p>
+      <w:pPr>
+        <w:rPr>
+          <w:lang w:val="es-AR"/>
+        </w:rPr>
+      </w:pPr>
+      <w:r>
+        <w:t xml:space="preserve">  </w:t>
+      </w:r>
+      <w:r>
+        <w:rPr>
+          <w:lang w:val="es-AR"/>
+        </w:rPr>
+        <w:t>print (B[usuario], end=" " )</w:t>
+      </w:r>
+    </w:p>
+    <w:p>
+      <w:pPr>
+        <w:rPr>
+          <w:lang w:val="es-AR"/>
+        </w:rPr>
+      </w:pPr>
+    </w:p>
+    <w:p>
+      <w:pPr>
+        <w:rPr>
+          <w:lang w:val="es-AR"/>
+        </w:rPr>
+      </w:pPr>
+      <w:r>
+        <w:rPr>
+          <w:lang w:val="es-AR"/>
+        </w:rPr>
+        <w:t xml:space="preserve">#Usuarios que utilizan la plataforma, pero no presentan errores </w:t>
+      </w:r>
+    </w:p>
+    <w:p>
+      <w:pPr>
+        <w:rPr>
+          <w:lang w:val="es-AR"/>
+        </w:rPr>
+      </w:pPr>
+      <w:r>
+        <w:rPr>
+          <w:lang w:val="es-AR"/>
+        </w:rPr>
+        <w:t>print("\nUsuarios sin errores:")</w:t>
+      </w:r>
+    </w:p>
+    <w:p>
+      <w:pPr>
+        <w:rPr>
+          <w:lang w:val="es-AR"/>
+        </w:rPr>
+      </w:pPr>
+      <w:r>
+        <w:rPr>
+          <w:lang w:val="es-AR"/>
+        </w:rPr>
+        <w:t>for usuario in range(LARGO_C):</w:t>
+      </w:r>
+    </w:p>
+    <w:p>
+      <w:pPr>
+        <w:rPr>
+          <w:lang w:val="es-AR"/>
+        </w:rPr>
+      </w:pPr>
+      <w:r>
+        <w:rPr>
+          <w:lang w:val="es-AR"/>
+        </w:rPr>
+        <w:t xml:space="preserve">    if not usuario_en_vector(A,C[usuario],LARGO_A):</w:t>
+      </w:r>
+    </w:p>
+    <w:p>
+      <w:r>
+        <w:rPr>
+          <w:lang w:val="es-AR"/>
+        </w:rPr>
         <w:t xml:space="preserve">        </w:t>
       </w:r>
-      <w:proofErr w:type="spellStart"/>
-      <w:r>
-        <w:rPr>
-          <w:lang w:val="es-AR"/>
-        </w:rPr>
-        <w:t>vector_resultado</w:t>
-      </w:r>
-      <w:proofErr w:type="spellEnd"/>
-      <w:r>
-        <w:rPr>
-          <w:lang w:val="es-AR"/>
-        </w:rPr>
-        <w:t xml:space="preserve">[i] = </w:t>
-      </w:r>
-      <w:proofErr w:type="spellStart"/>
-      <w:r>
-        <w:rPr>
-          <w:lang w:val="es-AR"/>
-        </w:rPr>
-        <w:t>vector_A</w:t>
-      </w:r>
-      <w:proofErr w:type="spellEnd"/>
-      <w:r>
-        <w:rPr>
-          <w:lang w:val="es-AR"/>
-        </w:rPr>
-        <w:t>[i]</w:t>
-      </w:r>
-    </w:p>
-    <w:p>
-      <w:pPr>
-        <w:rPr>
-          <w:lang w:val="es-AR"/>
-        </w:rPr>
-      </w:pPr>
-      <w:r>
-        <w:rPr>
-          <w:lang w:val="es-AR"/>
-        </w:rPr>
-        <w:t xml:space="preserve">        contador += 1</w:t>
-      </w:r>
-    </w:p>
-    <w:p>
-      <w:r>
-        <w:rPr>
-          <w:lang w:val="es-AR"/>
-        </w:rPr>
+      <w:r>
+        <w:t>print(usuario)</w:t>
+      </w:r>
+    </w:p>
+    <w:p>
+      <w:r>
+        <w:t>for usuario in range(LARGO_B):</w:t>
+      </w:r>
+    </w:p>
+    <w:p>
+      <w:pPr>
+        <w:rPr>
+          <w:lang w:val="es-AR"/>
+        </w:rPr>
+      </w:pPr>
+      <w:r>
         <w:t xml:space="preserve">    </w:t>
       </w:r>
       <w:r>
-        <w:t xml:space="preserve">return </w:t>
-      </w:r>
-      <w:proofErr w:type="spellStart"/>
-      <w:r>
-        <w:t>vector_resultado</w:t>
-      </w:r>
-      <w:proofErr w:type="spellEnd"/>
-    </w:p>
-    <w:p/>
-    <w:p>
-      <w:pPr>
-        <w:rPr>
-          <w:lang w:val="es-AR"/>
-        </w:rPr>
-      </w:pPr>
-      <w:proofErr w:type="spellStart"/>
-      <w:r>
-        <w:rPr>
-          <w:lang w:val="es-AR"/>
-        </w:rPr>
-        <w:t>def</w:t>
-      </w:r>
-      <w:proofErr w:type="spellEnd"/>
-      <w:r>
-        <w:rPr>
-          <w:lang w:val="es-AR"/>
-        </w:rPr>
-        <w:t xml:space="preserve"> usuario_en_vector(vector_objetivo,usuario_objetivo,largo_vector):</w:t>
-      </w:r>
-    </w:p>
-    <w:p>
-      <w:pPr>
-        <w:rPr>
-          <w:lang w:val="es-AR"/>
-        </w:rPr>
-      </w:pPr>
-      <w:r>
-        <w:rPr>
-          <w:lang w:val="es-AR"/>
-        </w:rPr>
-        <w:t xml:space="preserve">    for usuario in range(</w:t>
-      </w:r>
-      <w:proofErr w:type="spellStart"/>
-      <w:r>
-        <w:rPr>
-          <w:lang w:val="es-AR"/>
-        </w:rPr>
-        <w:t>largo_vector</w:t>
-      </w:r>
-      <w:proofErr w:type="spellEnd"/>
-      <w:r>
-        <w:rPr>
-          <w:lang w:val="es-AR"/>
-        </w:rPr>
-        <w:t>):</w:t>
-      </w:r>
-    </w:p>
-    <w:p>
-      <w:pPr>
-        <w:rPr>
-          <w:lang w:val="es-AR"/>
-        </w:rPr>
-      </w:pPr>
-      <w:r>
-        <w:rPr>
-          <w:lang w:val="es-AR"/>
-        </w:rPr>
-        <w:t xml:space="preserve">        </w:t>
-      </w:r>
-      <w:proofErr w:type="spellStart"/>
-      <w:r>
-        <w:rPr>
-          <w:lang w:val="es-AR"/>
-        </w:rPr>
-        <w:t>if</w:t>
-      </w:r>
-      <w:proofErr w:type="spellEnd"/>
-      <w:r>
-        <w:rPr>
-          <w:lang w:val="es-AR"/>
-        </w:rPr>
-        <w:t xml:space="preserve"> usuario == </w:t>
-      </w:r>
-      <w:proofErr w:type="spellStart"/>
-      <w:r>
-        <w:rPr>
-          <w:lang w:val="es-AR"/>
-        </w:rPr>
-        <w:t>usuario_objetivo</w:t>
-      </w:r>
-      <w:proofErr w:type="spellEnd"/>
-      <w:r>
-        <w:rPr>
-          <w:lang w:val="es-AR"/>
-        </w:rPr>
-        <w:t>:</w:t>
-      </w:r>
-    </w:p>
-    <w:p>
-      <w:pPr>
-        <w:rPr>
-          <w:lang w:val="es-AR"/>
-        </w:rPr>
-      </w:pPr>
-      <w:r>
-        <w:rPr>
-          <w:lang w:val="es-AR"/>
-        </w:rPr>
-        <w:t xml:space="preserve">            </w:t>
-      </w:r>
-      <w:proofErr w:type="spellStart"/>
-      <w:r>
-        <w:rPr>
-          <w:lang w:val="es-AR"/>
-        </w:rPr>
-        <w:t>return</w:t>
-      </w:r>
-      <w:proofErr w:type="spellEnd"/>
-      <w:r>
-        <w:rPr>
-          <w:lang w:val="es-AR"/>
-        </w:rPr>
-        <w:t xml:space="preserve"> True</w:t>
-      </w:r>
-    </w:p>
-    <w:p>
-      <w:pPr>
-        <w:rPr>
-          <w:lang w:val="es-AR"/>
-        </w:rPr>
-      </w:pPr>
-      <w:r>
-        <w:rPr>
-          <w:lang w:val="es-AR"/>
-        </w:rPr>
+        <w:rPr>
+          <w:lang w:val="es-AR"/>
+        </w:rPr>
+        <w:t>if not usuario_en_vector(B,B[usuario],LARGO_B):</w:t>
+      </w:r>
+    </w:p>
+    <w:p>
+      <w:pPr>
+        <w:rPr>
+          <w:lang w:val="es-AR"/>
+        </w:rPr>
+      </w:pPr>
+      <w:r>
+        <w:rPr>
+          <w:lang w:val="es-AR"/>
+        </w:rPr>
+        <w:t xml:space="preserve">        print(usuario)</w:t>
+      </w:r>
+    </w:p>
+    <w:p>
+      <w:pPr>
+        <w:rPr>
+          <w:lang w:val="es-AR"/>
+        </w:rPr>
+      </w:pPr>
+    </w:p>
+    <w:p>
+      <w:pPr>
+        <w:rPr>
+          <w:lang w:val="es-AR"/>
+        </w:rPr>
+      </w:pPr>
+      <w:r>
+        <w:rPr>
+          <w:lang w:val="es-AR"/>
+        </w:rPr>
+        <w:t>#Usuarios que utilizan exclusivamente una sola plataforma</w:t>
+      </w:r>
+    </w:p>
+    <w:p>
+      <w:pPr>
+        <w:rPr>
+          <w:lang w:val="es-AR"/>
+        </w:rPr>
+      </w:pPr>
+      <w:r>
+        <w:rPr>
+          <w:lang w:val="es-AR"/>
+        </w:rPr>
+        <w:t>print ("\n usuarios que utilizan exclusivamente una sola plataforma:")</w:t>
+      </w:r>
+    </w:p>
+    <w:p>
+      <w:r>
+        <w:t>for usuario in range(LARGO_A):</w:t>
+      </w:r>
+    </w:p>
+    <w:p>
+      <w:r>
+        <w:t xml:space="preserve">    usuario_objetivo = A[usuario]</w:t>
+      </w:r>
+    </w:p>
+    <w:p>
+      <w:pPr>
+        <w:rPr>
+          <w:lang w:val="es-AR"/>
+        </w:rPr>
+      </w:pPr>
+      <w:r>
         <w:t xml:space="preserve">    </w:t>
       </w:r>
-      <w:proofErr w:type="spellStart"/>
-      <w:r>
-        <w:rPr>
-          <w:lang w:val="es-AR"/>
-        </w:rPr>
-        <w:t>return</w:t>
-      </w:r>
-      <w:proofErr w:type="spellEnd"/>
-      <w:r>
-        <w:rPr>
-          <w:lang w:val="es-AR"/>
-        </w:rPr>
-        <w:t xml:space="preserve"> False</w:t>
-      </w:r>
-    </w:p>
-    <w:p>
-      <w:pPr>
-        <w:rPr>
-          <w:lang w:val="es-AR"/>
-        </w:rPr>
-      </w:pPr>
-    </w:p>
-    <w:p>
-      <w:pPr>
-        <w:rPr>
-          <w:lang w:val="es-AR"/>
-        </w:rPr>
-      </w:pPr>
-    </w:p>
-    <w:p>
-      <w:pPr>
-        <w:rPr>
-          <w:lang w:val="es-AR"/>
-        </w:rPr>
-      </w:pPr>
-    </w:p>
-    <w:p>
-      <w:pPr>
-        <w:rPr>
-          <w:lang w:val="es-AR"/>
-        </w:rPr>
-      </w:pPr>
-      <w:r>
-        <w:rPr>
-          <w:lang w:val="es-AR"/>
-        </w:rPr>
-        <w:t>#usuarios que utilizan ambas plataformas</w:t>
-      </w:r>
-    </w:p>
-    <w:p>
-      <w:r>
-        <w:t>print("A U B = " ,end= " ")</w:t>
-      </w:r>
-    </w:p>
-    <w:p>
-      <w:r>
-        <w:t>for usuario in range(LARGO_A):</w:t>
-      </w:r>
-    </w:p>
-    <w:p>
-      <w:pPr>
-        <w:rPr>
-          <w:lang w:val="es-AR"/>
-        </w:rPr>
-      </w:pPr>
-      <w:r>
-        <w:t xml:space="preserve">   </w:t>
-      </w:r>
-      <w:proofErr w:type="spellStart"/>
-      <w:r>
-        <w:rPr>
-          <w:lang w:val="es-AR"/>
-        </w:rPr>
-        <w:t>if</w:t>
-      </w:r>
-      <w:proofErr w:type="spellEnd"/>
-      <w:r>
-        <w:rPr>
-          <w:lang w:val="es-AR"/>
-        </w:rPr>
-        <w:t xml:space="preserve"> </w:t>
-      </w:r>
-      <w:proofErr w:type="spellStart"/>
-      <w:r>
-        <w:rPr>
-          <w:lang w:val="es-AR"/>
-        </w:rPr>
-        <w:t>usuario_en_vector</w:t>
-      </w:r>
-      <w:proofErr w:type="spellEnd"/>
-      <w:r>
-        <w:rPr>
-          <w:lang w:val="es-AR"/>
-        </w:rPr>
-        <w:t>(B,A[usuario],LARGO_B):</w:t>
-      </w:r>
-    </w:p>
-    <w:p>
-      <w:pPr>
-        <w:rPr>
-          <w:lang w:val="es-AR"/>
-        </w:rPr>
-      </w:pPr>
-      <w:r>
-        <w:rPr>
-          <w:lang w:val="es-AR"/>
-        </w:rPr>
-        <w:t xml:space="preserve">    print (usuario, </w:t>
-      </w:r>
-      <w:proofErr w:type="spellStart"/>
-      <w:r>
-        <w:rPr>
-          <w:lang w:val="es-AR"/>
-        </w:rPr>
-        <w:t>end</w:t>
-      </w:r>
-      <w:proofErr w:type="spellEnd"/>
-      <w:r>
-        <w:rPr>
-          <w:lang w:val="es-AR"/>
-        </w:rPr>
-        <w:t>=" ")</w:t>
-      </w:r>
-    </w:p>
-    <w:p>
-      <w:pPr>
-        <w:rPr>
-          <w:lang w:val="es-AR"/>
-        </w:rPr>
-      </w:pPr>
-    </w:p>
-    <w:p>
-      <w:pPr>
-        <w:rPr>
-          <w:lang w:val="es-AR"/>
-        </w:rPr>
-      </w:pPr>
-      <w:r>
-        <w:rPr>
-          <w:lang w:val="es-AR"/>
-        </w:rPr>
-        <w:t xml:space="preserve">#usuarios que utilizan al menos una plataforma </w:t>
-      </w:r>
-    </w:p>
-    <w:p>
-      <w:r>
-        <w:t xml:space="preserve">print("\n x </w:t>
-      </w:r>
-      <w:r>
-        <w:rPr>
-          <w:rFonts w:ascii="Cambria Math" w:hAnsi="Cambria Math" w:cs="Cambria Math"/>
-        </w:rPr>
-        <w:t>∈</w:t>
-      </w:r>
-      <w:r>
-        <w:t xml:space="preserve"> A </w:t>
-      </w:r>
-      <w:r>
-        <w:rPr>
-          <w:rFonts w:ascii="Cambria Math" w:hAnsi="Cambria Math" w:cs="Cambria Math"/>
-        </w:rPr>
-        <w:t>∨</w:t>
-      </w:r>
-      <w:r>
-        <w:t xml:space="preserve"> x </w:t>
-      </w:r>
-      <w:r>
-        <w:rPr>
-          <w:rFonts w:ascii="Cambria Math" w:hAnsi="Cambria Math" w:cs="Cambria Math"/>
-        </w:rPr>
-        <w:t>∈</w:t>
-      </w:r>
-      <w:r>
-        <w:t xml:space="preserve"> B = " ,end = " ")</w:t>
-      </w:r>
-    </w:p>
-    <w:p>
-      <w:r>
-        <w:t>for usuario in range(LARGO_A):</w:t>
-      </w:r>
-    </w:p>
-    <w:p>
-      <w:r>
-        <w:t xml:space="preserve">  print (A[usuario], end= " ") </w:t>
-      </w:r>
-    </w:p>
-    <w:p>
-      <w:r>
-        <w:t>for usuario in range(LARGO_B):</w:t>
-      </w:r>
-    </w:p>
-    <w:p>
-      <w:pPr>
-        <w:rPr>
-          <w:lang w:val="es-AR"/>
-        </w:rPr>
-      </w:pPr>
-      <w:r>
-        <w:t xml:space="preserve">  </w:t>
-      </w:r>
-      <w:r>
-        <w:rPr>
-          <w:lang w:val="es-AR"/>
-        </w:rPr>
-        <w:t xml:space="preserve">print (B[usuario], </w:t>
-      </w:r>
-      <w:proofErr w:type="spellStart"/>
-      <w:r>
-        <w:rPr>
-          <w:lang w:val="es-AR"/>
-        </w:rPr>
-        <w:t>end</w:t>
-      </w:r>
-      <w:proofErr w:type="spellEnd"/>
-      <w:r>
-        <w:rPr>
-          <w:lang w:val="es-AR"/>
-        </w:rPr>
-        <w:t>=" " )</w:t>
-      </w:r>
-    </w:p>
-    <w:p>
-      <w:pPr>
-        <w:rPr>
-          <w:lang w:val="es-AR"/>
-        </w:rPr>
-      </w:pPr>
-    </w:p>
-    <w:p>
-      <w:pPr>
-        <w:rPr>
-          <w:lang w:val="es-AR"/>
-        </w:rPr>
-      </w:pPr>
-      <w:r>
-        <w:rPr>
-          <w:lang w:val="es-AR"/>
-        </w:rPr>
-        <w:t xml:space="preserve">#Usuarios que utilizan la plataforma, pero no presentan errores </w:t>
-      </w:r>
-    </w:p>
-    <w:p>
-      <w:pPr>
-        <w:rPr>
-          <w:lang w:val="es-AR"/>
-        </w:rPr>
-      </w:pPr>
-      <w:r>
-        <w:rPr>
-          <w:lang w:val="es-AR"/>
-        </w:rPr>
-        <w:t>print("\</w:t>
-      </w:r>
-      <w:proofErr w:type="spellStart"/>
-      <w:r>
-        <w:rPr>
-          <w:lang w:val="es-AR"/>
-        </w:rPr>
-        <w:t>nUsuarios</w:t>
-      </w:r>
-      <w:proofErr w:type="spellEnd"/>
-      <w:r>
-        <w:rPr>
-          <w:lang w:val="es-AR"/>
-        </w:rPr>
-        <w:t xml:space="preserve"> sin errores:")</w:t>
-      </w:r>
-    </w:p>
-    <w:p>
-      <w:pPr>
-        <w:rPr>
-          <w:lang w:val="es-AR"/>
-        </w:rPr>
-      </w:pPr>
-      <w:r>
-        <w:rPr>
-          <w:lang w:val="es-AR"/>
-        </w:rPr>
-        <w:t>for usuario in range(LARGO_C):</w:t>
-      </w:r>
-    </w:p>
-    <w:p>
-      <w:pPr>
-        <w:rPr>
-          <w:lang w:val="es-AR"/>
-        </w:rPr>
-      </w:pPr>
-      <w:r>
-        <w:rPr>
-          <w:lang w:val="es-AR"/>
-        </w:rPr>
-        <w:t xml:space="preserve">    </w:t>
-      </w:r>
-      <w:proofErr w:type="spellStart"/>
-      <w:r>
-        <w:rPr>
-          <w:lang w:val="es-AR"/>
-        </w:rPr>
-        <w:t>if</w:t>
-      </w:r>
-      <w:proofErr w:type="spellEnd"/>
-      <w:r>
-        <w:rPr>
-          <w:lang w:val="es-AR"/>
-        </w:rPr>
-        <w:t xml:space="preserve"> not </w:t>
-      </w:r>
-      <w:proofErr w:type="spellStart"/>
-      <w:r>
-        <w:rPr>
-          <w:lang w:val="es-AR"/>
-        </w:rPr>
-        <w:t>usuario_en_vector</w:t>
-      </w:r>
-      <w:proofErr w:type="spellEnd"/>
-      <w:r>
-        <w:rPr>
-          <w:lang w:val="es-AR"/>
-        </w:rPr>
-        <w:t>(A,C[usuario],LARGO_A):</w:t>
-      </w:r>
-    </w:p>
-    <w:p>
-      <w:r>
-        <w:rPr>
-          <w:lang w:val="es-AR"/>
-        </w:rPr>
-        <w:t xml:space="preserve">        </w:t>
-      </w:r>
-      <w:r>
-        <w:t>print(usuario)</w:t>
-      </w:r>
-    </w:p>
-    <w:p>
-      <w:r>
-        <w:t>for usuario in range(LARGO_B):</w:t>
-      </w:r>
-    </w:p>
-    <w:p>
-      <w:pPr>
-        <w:rPr>
-          <w:lang w:val="es-AR"/>
-        </w:rPr>
-      </w:pPr>
-      <w:r>
-        <w:t xml:space="preserve">    </w:t>
-      </w:r>
-      <w:proofErr w:type="spellStart"/>
-      <w:r>
-        <w:rPr>
-          <w:lang w:val="es-AR"/>
-        </w:rPr>
-        <w:t>if</w:t>
-      </w:r>
-      <w:proofErr w:type="spellEnd"/>
-      <w:r>
-        <w:rPr>
-          <w:lang w:val="es-AR"/>
-        </w:rPr>
-        <w:t xml:space="preserve"> not </w:t>
-      </w:r>
-      <w:proofErr w:type="spellStart"/>
-      <w:r>
-        <w:rPr>
-          <w:lang w:val="es-AR"/>
-        </w:rPr>
-        <w:t>usuario_en_vector</w:t>
-      </w:r>
-      <w:proofErr w:type="spellEnd"/>
-      <w:r>
-        <w:rPr>
-          <w:lang w:val="es-AR"/>
-        </w:rPr>
-        <w:t>(B,B[usuario],LARGO_B):</w:t>
-      </w:r>
-    </w:p>
-    <w:p>
-      <w:pPr>
-        <w:rPr>
-          <w:lang w:val="es-AR"/>
-        </w:rPr>
-      </w:pPr>
-      <w:r>
-        <w:rPr>
-          <w:lang w:val="es-AR"/>
-        </w:rPr>
-        <w:t xml:space="preserve">        print(usuario)</w:t>
-      </w:r>
-    </w:p>
-    <w:p>
-      <w:pPr>
-        <w:rPr>
-          <w:lang w:val="es-AR"/>
-        </w:rPr>
-      </w:pPr>
-    </w:p>
-    <w:p>
-      <w:pPr>
-        <w:rPr>
-          <w:lang w:val="es-AR"/>
-        </w:rPr>
-      </w:pPr>
-      <w:r>
-        <w:rPr>
-          <w:lang w:val="es-AR"/>
-        </w:rPr>
-        <w:t>#Usuarios que utilizan exclusivamente una sola plataforma</w:t>
-      </w:r>
-    </w:p>
-    <w:p>
-      <w:pPr>
-        <w:rPr>
-          <w:lang w:val="es-AR"/>
-        </w:rPr>
-      </w:pPr>
-      <w:r>
-        <w:rPr>
-          <w:lang w:val="es-AR"/>
-        </w:rPr>
-        <w:t>print ("\n usuarios que utilizan exclusivamente una sola plataforma:")</w:t>
-      </w:r>
-    </w:p>
-    <w:p>
-      <w:r>
-        <w:t>for usuario in range(LARGO_A):</w:t>
-      </w:r>
-    </w:p>
-    <w:p>
-      <w:r>
-        <w:t xml:space="preserve">    </w:t>
-      </w:r>
-      <w:proofErr w:type="spellStart"/>
-      <w:r>
-        <w:t>usuario_objetivo</w:t>
-      </w:r>
-      <w:proofErr w:type="spellEnd"/>
-      <w:r>
-        <w:t xml:space="preserve"> = A[usuario]</w:t>
-      </w:r>
-    </w:p>
-    <w:p>
-      <w:pPr>
-        <w:rPr>
-          <w:lang w:val="es-AR"/>
-        </w:rPr>
-      </w:pPr>
-      <w:r>
-        <w:t xml:space="preserve">    </w:t>
-      </w:r>
-      <w:proofErr w:type="spellStart"/>
-      <w:r>
-        <w:rPr>
-          <w:lang w:val="es-AR"/>
-        </w:rPr>
-        <w:t>if</w:t>
-      </w:r>
-      <w:proofErr w:type="spellEnd"/>
-      <w:r>
-        <w:rPr>
-          <w:lang w:val="es-AR"/>
-        </w:rPr>
-        <w:t xml:space="preserve"> not </w:t>
-      </w:r>
-      <w:proofErr w:type="spellStart"/>
-      <w:r>
-        <w:rPr>
-          <w:lang w:val="es-AR"/>
-        </w:rPr>
-        <w:t>usuario_en_vector</w:t>
-      </w:r>
-      <w:proofErr w:type="spellEnd"/>
-      <w:r>
-        <w:rPr>
-          <w:lang w:val="es-AR"/>
-        </w:rPr>
-        <w:t>(</w:t>
-      </w:r>
-      <w:proofErr w:type="spellStart"/>
-      <w:r>
-        <w:rPr>
-          <w:lang w:val="es-AR"/>
-        </w:rPr>
-        <w:t>B,usuario_objetivo,LARGO_B</w:t>
-      </w:r>
-      <w:proofErr w:type="spellEnd"/>
-      <w:r>
-        <w:rPr>
-          <w:lang w:val="es-AR"/>
-        </w:rPr>
-        <w:t>):</w:t>
+      <w:r>
+        <w:rPr>
+          <w:lang w:val="es-AR"/>
+        </w:rPr>
+        <w:t>if not usuario_en_vector(B,usuario_objetivo,LARGO_B):</w:t>
       </w:r>
     </w:p>
     <w:p>
@@ -1472,67 +1076,23 @@
     </w:p>
     <w:p>
       <w:r>
+        <w:t xml:space="preserve">    usuario_objetivo = B[usuario]</w:t>
+      </w:r>
+    </w:p>
+    <w:p>
+      <w:pPr>
+        <w:rPr>
+          <w:lang w:val="es-AR"/>
+        </w:rPr>
+      </w:pPr>
+      <w:r>
         <w:t xml:space="preserve">    </w:t>
       </w:r>
-      <w:proofErr w:type="spellStart"/>
-      <w:r>
-        <w:t>usuario_objetivo</w:t>
-      </w:r>
-      <w:proofErr w:type="spellEnd"/>
-      <w:r>
-        <w:t xml:space="preserve"> = B[usuario]</w:t>
-      </w:r>
-    </w:p>
-    <w:p>
-      <w:pPr>
-        <w:rPr>
-          <w:lang w:val="es-AR"/>
-        </w:rPr>
-      </w:pPr>
-      <w:r>
-        <w:t xml:space="preserve">    </w:t>
-      </w:r>
-      <w:proofErr w:type="spellStart"/>
-      <w:r>
-        <w:rPr>
-          <w:lang w:val="es-AR"/>
-        </w:rPr>
-        <w:t>if</w:t>
-      </w:r>
-      <w:proofErr w:type="spellEnd"/>
-      <w:r>
-        <w:rPr>
-          <w:lang w:val="es-AR"/>
-        </w:rPr>
-        <w:t xml:space="preserve"> not </w:t>
-      </w:r>
-      <w:proofErr w:type="spellStart"/>
-      <w:r>
-        <w:rPr>
-          <w:lang w:val="es-AR"/>
-        </w:rPr>
-        <w:t>usuario_en_vector</w:t>
-      </w:r>
-      <w:proofErr w:type="spellEnd"/>
-      <w:r>
-        <w:rPr>
-          <w:lang w:val="es-AR"/>
-        </w:rPr>
-        <w:t>(</w:t>
-      </w:r>
-      <w:proofErr w:type="spellStart"/>
-      <w:r>
-        <w:rPr>
-          <w:lang w:val="es-AR"/>
-        </w:rPr>
-        <w:t>A,usuario_objetivo,LARGO_A</w:t>
-      </w:r>
-      <w:proofErr w:type="spellEnd"/>
-      <w:r>
-        <w:rPr>
-          <w:lang w:val="es-AR"/>
-        </w:rPr>
-        <w:t>):</w:t>
+      <w:r>
+        <w:rPr>
+          <w:lang w:val="es-AR"/>
+        </w:rPr>
+        <w:t>if not usuario_en_vector(A,usuario_objetivo,LARGO_A):</w:t>
       </w:r>
     </w:p>
     <w:p>
@@ -1892,18 +1452,125 @@
           <w:szCs w:val="24"/>
           <w:lang w:val="es-AR"/>
         </w:rPr>
-        <w:t xml:space="preserve">: pertenece a </w:t>
-      </w:r>
-      <w:proofErr w:type="spellStart"/>
-      <w:r>
-        <w:rPr>
-          <w:sz w:val="24"/>
-          <w:szCs w:val="24"/>
-          <w:lang w:val="es-AR"/>
-        </w:rPr>
-        <w:t>A</w:t>
-      </w:r>
-      <w:proofErr w:type="spellEnd"/>
+        <w:t xml:space="preserve">: pertenece a A </w:t>
+      </w:r>
+    </w:p>
+    <w:p>
+      <w:pPr>
+        <w:rPr>
+          <w:sz w:val="24"/>
+          <w:szCs w:val="24"/>
+          <w:lang w:val="es-AR"/>
+        </w:rPr>
+      </w:pPr>
+      <w:r>
+        <w:rPr>
+          <w:sz w:val="24"/>
+          <w:szCs w:val="24"/>
+          <w:lang w:val="es-AR"/>
+        </w:rPr>
+        <w:t xml:space="preserve">           • </w:t>
+      </w:r>
+      <w:r>
+        <w:rPr>
+          <w:rFonts w:ascii="Cambria Math" w:hAnsi="Cambria Math" w:cs="Cambria Math"/>
+          <w:sz w:val="24"/>
+          <w:szCs w:val="24"/>
+        </w:rPr>
+        <w:t>𝑞</w:t>
+      </w:r>
+      <w:r>
+        <w:rPr>
+          <w:sz w:val="24"/>
+          <w:szCs w:val="24"/>
+          <w:lang w:val="es-AR"/>
+        </w:rPr>
+        <w:t xml:space="preserve">: pertenece a B  </w:t>
+      </w:r>
+    </w:p>
+    <w:p>
+      <w:pPr>
+        <w:rPr>
+          <w:sz w:val="24"/>
+          <w:szCs w:val="24"/>
+          <w:lang w:val="es-AR"/>
+        </w:rPr>
+      </w:pPr>
+      <w:r>
+        <w:rPr>
+          <w:sz w:val="24"/>
+          <w:szCs w:val="24"/>
+          <w:lang w:val="es-AR"/>
+        </w:rPr>
+        <w:t xml:space="preserve">           • </w:t>
+      </w:r>
+      <w:r>
+        <w:rPr>
+          <w:rFonts w:ascii="Cambria Math" w:hAnsi="Cambria Math" w:cs="Cambria Math"/>
+          <w:sz w:val="24"/>
+          <w:szCs w:val="24"/>
+        </w:rPr>
+        <w:t>𝑟</w:t>
+      </w:r>
+      <w:r>
+        <w:rPr>
+          <w:sz w:val="24"/>
+          <w:szCs w:val="24"/>
+          <w:lang w:val="es-AR"/>
+        </w:rPr>
+        <w:t xml:space="preserve">: pertenece a C </w:t>
+      </w:r>
+    </w:p>
+    <w:p>
+      <w:pPr>
+        <w:rPr>
+          <w:sz w:val="24"/>
+          <w:szCs w:val="24"/>
+          <w:lang w:val="es-AR"/>
+        </w:rPr>
+      </w:pPr>
+    </w:p>
+    <w:p>
+      <w:pPr>
+        <w:rPr>
+          <w:sz w:val="24"/>
+          <w:szCs w:val="24"/>
+          <w:lang w:val="es-AR"/>
+        </w:rPr>
+      </w:pPr>
+      <w:r>
+        <w:rPr>
+          <w:sz w:val="24"/>
+          <w:szCs w:val="24"/>
+          <w:lang w:val="es-AR"/>
+        </w:rPr>
+        <w:t xml:space="preserve">Se define usuario crítico:  </w:t>
+      </w:r>
+    </w:p>
+    <w:p>
+      <w:pPr>
+        <w:rPr>
+          <w:sz w:val="24"/>
+          <w:szCs w:val="24"/>
+          <w:lang w:val="es-AR"/>
+        </w:rPr>
+      </w:pPr>
+      <w:r>
+        <w:rPr>
+          <w:sz w:val="24"/>
+          <w:szCs w:val="24"/>
+          <w:lang w:val="es-AR"/>
+        </w:rPr>
+        <w:t xml:space="preserve">                                           (</w:t>
+      </w:r>
+      <w:r>
+        <w:rPr>
+          <w:rFonts w:ascii="Cambria Math" w:hAnsi="Cambria Math" w:cs="Cambria Math"/>
+          <w:sz w:val="24"/>
+          <w:szCs w:val="24"/>
+        </w:rPr>
+        <w:t>𝑝</w:t>
+      </w:r>
       <w:r>
         <w:rPr>
           <w:sz w:val="24"/>
@@ -1912,28 +1579,28 @@
         </w:rPr>
         <w:t xml:space="preserve"> </w:t>
       </w:r>
-    </w:p>
-    <w:p>
-      <w:pPr>
-        <w:rPr>
-          <w:sz w:val="24"/>
-          <w:szCs w:val="24"/>
-          <w:lang w:val="es-AR"/>
-        </w:rPr>
-      </w:pPr>
-      <w:r>
-        <w:rPr>
-          <w:sz w:val="24"/>
-          <w:szCs w:val="24"/>
-          <w:lang w:val="es-AR"/>
-        </w:rPr>
-        <w:t xml:space="preserve">           • </w:t>
-      </w:r>
       <w:r>
         <w:rPr>
           <w:rFonts w:ascii="Cambria Math" w:hAnsi="Cambria Math" w:cs="Cambria Math"/>
           <w:sz w:val="24"/>
           <w:szCs w:val="24"/>
+          <w:lang w:val="es-AR"/>
+        </w:rPr>
+        <w:t>∨</w:t>
+      </w:r>
+      <w:r>
+        <w:rPr>
+          <w:sz w:val="24"/>
+          <w:szCs w:val="24"/>
+          <w:lang w:val="es-AR"/>
+        </w:rPr>
+        <w:t xml:space="preserve"> </w:t>
+      </w:r>
+      <w:r>
+        <w:rPr>
+          <w:rFonts w:ascii="Cambria Math" w:hAnsi="Cambria Math" w:cs="Cambria Math"/>
+          <w:sz w:val="24"/>
+          <w:szCs w:val="24"/>
         </w:rPr>
         <w:t>𝑞</w:t>
       </w:r>
@@ -1943,30 +1610,30 @@
           <w:szCs w:val="24"/>
           <w:lang w:val="es-AR"/>
         </w:rPr>
-        <w:t xml:space="preserve">: pertenece a B  </w:t>
-      </w:r>
-    </w:p>
-    <w:p>
-      <w:pPr>
-        <w:rPr>
-          <w:sz w:val="24"/>
-          <w:szCs w:val="24"/>
-          <w:lang w:val="es-AR"/>
-        </w:rPr>
-      </w:pPr>
-      <w:r>
-        <w:rPr>
-          <w:sz w:val="24"/>
-          <w:szCs w:val="24"/>
-          <w:lang w:val="es-AR"/>
-        </w:rPr>
-        <w:t xml:space="preserve">           • </w:t>
+        <w:t xml:space="preserve">) </w:t>
       </w:r>
       <w:r>
         <w:rPr>
           <w:rFonts w:ascii="Cambria Math" w:hAnsi="Cambria Math" w:cs="Cambria Math"/>
           <w:sz w:val="24"/>
           <w:szCs w:val="24"/>
+          <w:lang w:val="es-AR"/>
+        </w:rPr>
+        <w:t>∧</w:t>
+      </w:r>
+      <w:r>
+        <w:rPr>
+          <w:sz w:val="24"/>
+          <w:szCs w:val="24"/>
+          <w:lang w:val="es-AR"/>
+        </w:rPr>
+        <w:t xml:space="preserve"> </w:t>
+      </w:r>
+      <w:r>
+        <w:rPr>
+          <w:rFonts w:ascii="Cambria Math" w:hAnsi="Cambria Math" w:cs="Cambria Math"/>
+          <w:sz w:val="24"/>
+          <w:szCs w:val="24"/>
         </w:rPr>
         <w:t>𝑟</w:t>
       </w:r>
@@ -1976,133 +1643,8 @@
           <w:szCs w:val="24"/>
           <w:lang w:val="es-AR"/>
         </w:rPr>
-        <w:t xml:space="preserve">: pertenece a C </w:t>
-      </w:r>
-    </w:p>
-    <w:p>
-      <w:pPr>
-        <w:rPr>
-          <w:sz w:val="24"/>
-          <w:szCs w:val="24"/>
-          <w:lang w:val="es-AR"/>
-        </w:rPr>
-      </w:pPr>
-    </w:p>
-    <w:p>
-      <w:pPr>
-        <w:rPr>
-          <w:sz w:val="24"/>
-          <w:szCs w:val="24"/>
-          <w:lang w:val="es-AR"/>
-        </w:rPr>
-      </w:pPr>
-      <w:r>
-        <w:rPr>
-          <w:sz w:val="24"/>
-          <w:szCs w:val="24"/>
-          <w:lang w:val="es-AR"/>
-        </w:rPr>
-        <w:t xml:space="preserve">Se define usuario crítico:  </w:t>
-      </w:r>
-    </w:p>
-    <w:p>
-      <w:pPr>
-        <w:rPr>
-          <w:sz w:val="24"/>
-          <w:szCs w:val="24"/>
-          <w:lang w:val="es-AR"/>
-        </w:rPr>
-      </w:pPr>
-      <w:r>
-        <w:rPr>
-          <w:sz w:val="24"/>
-          <w:szCs w:val="24"/>
-          <w:lang w:val="es-AR"/>
-        </w:rPr>
-        <w:t xml:space="preserve">                                           (</w:t>
-      </w:r>
-      <w:r>
-        <w:rPr>
-          <w:rFonts w:ascii="Cambria Math" w:hAnsi="Cambria Math" w:cs="Cambria Math"/>
-          <w:sz w:val="24"/>
-          <w:szCs w:val="24"/>
-        </w:rPr>
-        <w:t>𝑝</w:t>
-      </w:r>
-      <w:r>
-        <w:rPr>
-          <w:sz w:val="24"/>
-          <w:szCs w:val="24"/>
-          <w:lang w:val="es-AR"/>
-        </w:rPr>
         <w:t xml:space="preserve"> </w:t>
       </w:r>
-      <w:r>
-        <w:rPr>
-          <w:rFonts w:ascii="Cambria Math" w:hAnsi="Cambria Math" w:cs="Cambria Math"/>
-          <w:sz w:val="24"/>
-          <w:szCs w:val="24"/>
-          <w:lang w:val="es-AR"/>
-        </w:rPr>
-        <w:t>∨</w:t>
-      </w:r>
-      <w:r>
-        <w:rPr>
-          <w:sz w:val="24"/>
-          <w:szCs w:val="24"/>
-          <w:lang w:val="es-AR"/>
-        </w:rPr>
-        <w:t xml:space="preserve"> </w:t>
-      </w:r>
-      <w:r>
-        <w:rPr>
-          <w:rFonts w:ascii="Cambria Math" w:hAnsi="Cambria Math" w:cs="Cambria Math"/>
-          <w:sz w:val="24"/>
-          <w:szCs w:val="24"/>
-        </w:rPr>
-        <w:t>𝑞</w:t>
-      </w:r>
-      <w:r>
-        <w:rPr>
-          <w:sz w:val="24"/>
-          <w:szCs w:val="24"/>
-          <w:lang w:val="es-AR"/>
-        </w:rPr>
-        <w:t xml:space="preserve">) </w:t>
-      </w:r>
-      <w:r>
-        <w:rPr>
-          <w:rFonts w:ascii="Cambria Math" w:hAnsi="Cambria Math" w:cs="Cambria Math"/>
-          <w:sz w:val="24"/>
-          <w:szCs w:val="24"/>
-          <w:lang w:val="es-AR"/>
-        </w:rPr>
-        <w:t>∧</w:t>
-      </w:r>
-      <w:r>
-        <w:rPr>
-          <w:sz w:val="24"/>
-          <w:szCs w:val="24"/>
-          <w:lang w:val="es-AR"/>
-        </w:rPr>
-        <w:t xml:space="preserve"> </w:t>
-      </w:r>
-      <w:r>
-        <w:rPr>
-          <w:rFonts w:ascii="Cambria Math" w:hAnsi="Cambria Math" w:cs="Cambria Math"/>
-          <w:sz w:val="24"/>
-          <w:szCs w:val="24"/>
-        </w:rPr>
-        <w:t>𝑟</w:t>
-      </w:r>
-      <w:r>
-        <w:rPr>
-          <w:sz w:val="24"/>
-          <w:szCs w:val="24"/>
-          <w:lang w:val="es-AR"/>
-        </w:rPr>
-        <w:t xml:space="preserve"> </w:t>
-      </w:r>
     </w:p>
     <w:p>
       <w:pPr>
@@ -2209,39 +1751,7 @@
           <w:sz w:val="24"/>
           <w:szCs w:val="24"/>
         </w:rPr>
-        <w:t>print("p\</w:t>
-      </w:r>
-      <w:proofErr w:type="spellStart"/>
-      <w:r>
-        <w:rPr>
-          <w:sz w:val="24"/>
-          <w:szCs w:val="24"/>
-        </w:rPr>
-        <w:t>tq</w:t>
-      </w:r>
-      <w:proofErr w:type="spellEnd"/>
-      <w:r>
-        <w:rPr>
-          <w:sz w:val="24"/>
-          <w:szCs w:val="24"/>
-        </w:rPr>
-        <w:t>\tr\</w:t>
-      </w:r>
-      <w:proofErr w:type="spellStart"/>
-      <w:r>
-        <w:rPr>
-          <w:sz w:val="24"/>
-          <w:szCs w:val="24"/>
-        </w:rPr>
-        <w:t>tp</w:t>
-      </w:r>
-      <w:proofErr w:type="spellEnd"/>
-      <w:r>
-        <w:rPr>
-          <w:sz w:val="24"/>
-          <w:szCs w:val="24"/>
-        </w:rPr>
-        <w:t xml:space="preserve"> or q\t(p or q) and r")</w:t>
+        <w:t>print("p\tq\tr\tp or q\t(p or q) and r")</w:t>
       </w:r>
     </w:p>
     <w:p>
@@ -2312,25 +1822,7 @@
           <w:szCs w:val="24"/>
           <w:lang w:val="es-AR"/>
         </w:rPr>
-        <w:t xml:space="preserve">            resultado1 = p </w:t>
-      </w:r>
-      <w:proofErr w:type="spellStart"/>
-      <w:r>
-        <w:rPr>
-          <w:sz w:val="24"/>
-          <w:szCs w:val="24"/>
-          <w:lang w:val="es-AR"/>
-        </w:rPr>
-        <w:t>or</w:t>
-      </w:r>
-      <w:proofErr w:type="spellEnd"/>
-      <w:r>
-        <w:rPr>
-          <w:sz w:val="24"/>
-          <w:szCs w:val="24"/>
-          <w:lang w:val="es-AR"/>
-        </w:rPr>
-        <w:t xml:space="preserve"> q</w:t>
+        <w:t xml:space="preserve">            resultado1 = p or q</w:t>
       </w:r>
     </w:p>
     <w:p>
@@ -2757,69 +2249,33 @@
           <w:szCs w:val="24"/>
           <w:lang w:val="es-AR"/>
         </w:rPr>
-        <w:t xml:space="preserve">print("El usuario", usuario,"genera errores pero no aparece registrado en API ni WEB, significando que </w:t>
-      </w:r>
-      <w:proofErr w:type="spellStart"/>
-      <w:r>
-        <w:rPr>
-          <w:sz w:val="24"/>
-          <w:szCs w:val="24"/>
-          <w:lang w:val="es-AR"/>
-        </w:rPr>
-        <w:t>esta</w:t>
-      </w:r>
-      <w:proofErr w:type="spellEnd"/>
-      <w:r>
-        <w:rPr>
-          <w:sz w:val="24"/>
-          <w:szCs w:val="24"/>
-          <w:lang w:val="es-AR"/>
-        </w:rPr>
-        <w:t xml:space="preserve"> accediendo al programa por metodos no aprobados, que puede indicar una falla de vulnerabilidad del sistema")</w:t>
-      </w:r>
-    </w:p>
-    <w:p>
-      <w:pPr>
-        <w:rPr>
-          <w:sz w:val="24"/>
-          <w:szCs w:val="24"/>
-          <w:lang w:val="es-AR"/>
-        </w:rPr>
-      </w:pPr>
-    </w:p>
-    <w:p>
-      <w:pPr>
-        <w:rPr>
-          <w:sz w:val="24"/>
-          <w:szCs w:val="24"/>
-          <w:lang w:val="es-AR"/>
-        </w:rPr>
-      </w:pPr>
-      <w:r>
-        <w:rPr>
-          <w:sz w:val="24"/>
-          <w:szCs w:val="24"/>
-          <w:lang w:val="es-AR"/>
-        </w:rPr>
-        <w:t xml:space="preserve"># Tabla de verdad de: (p </w:t>
-      </w:r>
-      <w:proofErr w:type="spellStart"/>
-      <w:r>
-        <w:rPr>
-          <w:sz w:val="24"/>
-          <w:szCs w:val="24"/>
-          <w:lang w:val="es-AR"/>
-        </w:rPr>
-        <w:t>or</w:t>
-      </w:r>
-      <w:proofErr w:type="spellEnd"/>
-      <w:r>
-        <w:rPr>
-          <w:sz w:val="24"/>
-          <w:szCs w:val="24"/>
-          <w:lang w:val="es-AR"/>
-        </w:rPr>
-        <w:t xml:space="preserve"> q) and r</w:t>
+        <w:t>print("El usuario", usuario,"genera errores pero no aparece registrado en API ni WEB, significando que esta accediendo al programa por metodos no aprobados, que puede indicar una falla de vulnerabilidad del sistema")</w:t>
+      </w:r>
+    </w:p>
+    <w:p>
+      <w:pPr>
+        <w:rPr>
+          <w:sz w:val="24"/>
+          <w:szCs w:val="24"/>
+          <w:lang w:val="es-AR"/>
+        </w:rPr>
+      </w:pPr>
+    </w:p>
+    <w:p>
+      <w:pPr>
+        <w:rPr>
+          <w:sz w:val="24"/>
+          <w:szCs w:val="24"/>
+          <w:lang w:val="es-AR"/>
+        </w:rPr>
+      </w:pPr>
+      <w:r>
+        <w:rPr>
+          <w:sz w:val="24"/>
+          <w:szCs w:val="24"/>
+          <w:lang w:val="es-AR"/>
+        </w:rPr>
+        <w:t># Tabla de verdad de: (p or q) and r</w:t>
       </w:r>
     </w:p>
     <w:p>
@@ -2849,39 +2305,7 @@
           <w:sz w:val="24"/>
           <w:szCs w:val="24"/>
         </w:rPr>
-        <w:t>print("p\</w:t>
-      </w:r>
-      <w:proofErr w:type="spellStart"/>
-      <w:r>
-        <w:rPr>
-          <w:sz w:val="24"/>
-          <w:szCs w:val="24"/>
-        </w:rPr>
-        <w:t>tq</w:t>
-      </w:r>
-      <w:proofErr w:type="spellEnd"/>
-      <w:r>
-        <w:rPr>
-          <w:sz w:val="24"/>
-          <w:szCs w:val="24"/>
-        </w:rPr>
-        <w:t>\tr\</w:t>
-      </w:r>
-      <w:proofErr w:type="spellStart"/>
-      <w:r>
-        <w:rPr>
-          <w:sz w:val="24"/>
-          <w:szCs w:val="24"/>
-        </w:rPr>
-        <w:t>tp</w:t>
-      </w:r>
-      <w:proofErr w:type="spellEnd"/>
-      <w:r>
-        <w:rPr>
-          <w:sz w:val="24"/>
-          <w:szCs w:val="24"/>
-        </w:rPr>
-        <w:t xml:space="preserve"> or q\t(p or q) and r")</w:t>
+        <w:t>print("p\tq\tr\tp or q\t(p or q) and r")</w:t>
       </w:r>
     </w:p>
     <w:p>
@@ -2952,25 +2376,7 @@
           <w:szCs w:val="24"/>
           <w:lang w:val="es-AR"/>
         </w:rPr>
-        <w:t xml:space="preserve">            resultado1 = p </w:t>
-      </w:r>
-      <w:proofErr w:type="spellStart"/>
-      <w:r>
-        <w:rPr>
-          <w:sz w:val="24"/>
-          <w:szCs w:val="24"/>
-          <w:lang w:val="es-AR"/>
-        </w:rPr>
-        <w:t>or</w:t>
-      </w:r>
-      <w:proofErr w:type="spellEnd"/>
-      <w:r>
-        <w:rPr>
-          <w:sz w:val="24"/>
-          <w:szCs w:val="24"/>
-          <w:lang w:val="es-AR"/>
-        </w:rPr>
-        <w:t xml:space="preserve"> q            </w:t>
+        <w:t xml:space="preserve">            resultado1 = p or q            </w:t>
       </w:r>
     </w:p>
     <w:p>
@@ -3072,25 +2478,7 @@
           <w:szCs w:val="24"/>
           <w:lang w:val="es-AR"/>
         </w:rPr>
-        <w:t xml:space="preserve">7. Clasificar los usuarios del </w:t>
-      </w:r>
-      <w:proofErr w:type="spellStart"/>
-      <w:r>
-        <w:rPr>
-          <w:sz w:val="24"/>
-          <w:szCs w:val="24"/>
-          <w:lang w:val="es-AR"/>
-        </w:rPr>
-        <w:t>dataset</w:t>
-      </w:r>
-      <w:proofErr w:type="spellEnd"/>
-      <w:r>
-        <w:rPr>
-          <w:sz w:val="24"/>
-          <w:szCs w:val="24"/>
-          <w:lang w:val="es-AR"/>
-        </w:rPr>
-        <w:t xml:space="preserve"> en:</w:t>
+        <w:t>7. Clasificar los usuarios del dataset en:</w:t>
       </w:r>
       <w:r>
         <w:rPr>
@@ -3546,25 +2934,7 @@
           <w:szCs w:val="24"/>
           <w:lang w:val="es-AR"/>
         </w:rPr>
-        <w:t xml:space="preserve">print("\n3) </w:t>
-      </w:r>
-      <w:proofErr w:type="spellStart"/>
-      <w:r>
-        <w:rPr>
-          <w:sz w:val="24"/>
-          <w:szCs w:val="24"/>
-          <w:lang w:val="es-AR"/>
-        </w:rPr>
-        <w:t>Decision</w:t>
-      </w:r>
-      <w:proofErr w:type="spellEnd"/>
-      <w:r>
-        <w:rPr>
-          <w:sz w:val="24"/>
-          <w:szCs w:val="24"/>
-          <w:lang w:val="es-AR"/>
-        </w:rPr>
-        <w:t xml:space="preserve"> del equipo programador:")</w:t>
+        <w:t>print("\n3) Decision del equipo programador:")</w:t>
       </w:r>
     </w:p>
     <w:p>
@@ -4543,21 +3913,7 @@
         <w:rPr>
           <w:rFonts w:asciiTheme="minorHAnsi" w:hAnsiTheme="minorHAnsi" w:cstheme="minorHAnsi"/>
         </w:rPr>
-        <w:t>[y=</w:t>
-      </w:r>
-      <w:proofErr w:type="spellStart"/>
-      <w:r>
-        <w:rPr>
-          <w:rFonts w:asciiTheme="minorHAnsi" w:hAnsiTheme="minorHAnsi" w:cstheme="minorHAnsi"/>
-        </w:rPr>
-        <w:t>mx+b</w:t>
-      </w:r>
-      <w:proofErr w:type="spellEnd"/>
-      <w:r>
-        <w:rPr>
-          <w:rFonts w:asciiTheme="minorHAnsi" w:hAnsiTheme="minorHAnsi" w:cstheme="minorHAnsi"/>
-        </w:rPr>
-        <w:t>]</w:t>
+        <w:t>[y=mx+b]</w:t>
       </w:r>
     </w:p>
     <w:p>
@@ -4817,21 +4173,7 @@
         <w:rPr>
           <w:rFonts w:asciiTheme="minorHAnsi" w:hAnsiTheme="minorHAnsi" w:cstheme="minorHAnsi"/>
         </w:rPr>
-        <w:t>[40 \</w:t>
-      </w:r>
-      <w:proofErr w:type="spellStart"/>
-      <w:r>
-        <w:rPr>
-          <w:rFonts w:asciiTheme="minorHAnsi" w:hAnsiTheme="minorHAnsi" w:cstheme="minorHAnsi"/>
-        </w:rPr>
-        <w:t>neq</w:t>
-      </w:r>
-      <w:proofErr w:type="spellEnd"/>
-      <w:r>
-        <w:rPr>
-          <w:rFonts w:asciiTheme="minorHAnsi" w:hAnsiTheme="minorHAnsi" w:cstheme="minorHAnsi"/>
-        </w:rPr>
-        <w:t xml:space="preserve"> 70]</w:t>
+        <w:t>[40 \neq 70]</w:t>
       </w:r>
     </w:p>
     <w:p>
@@ -5086,21 +4428,7 @@
         <w:rPr>
           <w:rFonts w:asciiTheme="minorHAnsi" w:hAnsiTheme="minorHAnsi" w:cstheme="minorHAnsi"/>
         </w:rPr>
-        <w:t>[</w:t>
-      </w:r>
-      <w:proofErr w:type="spellStart"/>
-      <w:r>
-        <w:rPr>
-          <w:rFonts w:asciiTheme="minorHAnsi" w:hAnsiTheme="minorHAnsi" w:cstheme="minorHAnsi"/>
-        </w:rPr>
-        <w:t>x_v</w:t>
-      </w:r>
-      <w:proofErr w:type="spellEnd"/>
-      <w:r>
-        <w:rPr>
-          <w:rFonts w:asciiTheme="minorHAnsi" w:hAnsiTheme="minorHAnsi" w:cstheme="minorHAnsi"/>
-        </w:rPr>
-        <w:t>=\frac{-b}{2a}]</w:t>
+        <w:t>[x_v=\frac{-b}{2a}]</w:t>
       </w:r>
     </w:p>
     <w:p>
@@ -5128,21 +4456,7 @@
         <w:rPr>
           <w:rFonts w:asciiTheme="minorHAnsi" w:hAnsiTheme="minorHAnsi" w:cstheme="minorHAnsi"/>
         </w:rPr>
-        <w:t>[</w:t>
-      </w:r>
-      <w:proofErr w:type="spellStart"/>
-      <w:r>
-        <w:rPr>
-          <w:rFonts w:asciiTheme="minorHAnsi" w:hAnsiTheme="minorHAnsi" w:cstheme="minorHAnsi"/>
-        </w:rPr>
-        <w:t>x_v</w:t>
-      </w:r>
-      <w:proofErr w:type="spellEnd"/>
-      <w:r>
-        <w:rPr>
-          <w:rFonts w:asciiTheme="minorHAnsi" w:hAnsiTheme="minorHAnsi" w:cstheme="minorHAnsi"/>
-        </w:rPr>
-        <w:t>=\frac{-80}{2(-2)}]</w:t>
+        <w:t>[x_v=\frac{-80}{2(-2)}]</w:t>
       </w:r>
     </w:p>
     <w:p>
@@ -5156,21 +4470,7 @@
         <w:rPr>
           <w:rFonts w:asciiTheme="minorHAnsi" w:hAnsiTheme="minorHAnsi" w:cstheme="minorHAnsi"/>
         </w:rPr>
-        <w:t>[</w:t>
-      </w:r>
-      <w:proofErr w:type="spellStart"/>
-      <w:r>
-        <w:rPr>
-          <w:rFonts w:asciiTheme="minorHAnsi" w:hAnsiTheme="minorHAnsi" w:cstheme="minorHAnsi"/>
-        </w:rPr>
-        <w:t>x_v</w:t>
-      </w:r>
-      <w:proofErr w:type="spellEnd"/>
-      <w:r>
-        <w:rPr>
-          <w:rFonts w:asciiTheme="minorHAnsi" w:hAnsiTheme="minorHAnsi" w:cstheme="minorHAnsi"/>
-        </w:rPr>
-        <w:t>=20]</w:t>
+        <w:t>[x_v=20]</w:t>
       </w:r>
     </w:p>
     <w:p>
@@ -5198,21 +4498,7 @@
         <w:rPr>
           <w:rFonts w:asciiTheme="minorHAnsi" w:hAnsiTheme="minorHAnsi" w:cstheme="minorHAnsi"/>
         </w:rPr>
-        <w:t>[</w:t>
-      </w:r>
-      <w:proofErr w:type="spellStart"/>
-      <w:r>
-        <w:rPr>
-          <w:rFonts w:asciiTheme="minorHAnsi" w:hAnsiTheme="minorHAnsi" w:cstheme="minorHAnsi"/>
-        </w:rPr>
-        <w:t>y_v</w:t>
-      </w:r>
-      <w:proofErr w:type="spellEnd"/>
-      <w:r>
-        <w:rPr>
-          <w:rFonts w:asciiTheme="minorHAnsi" w:hAnsiTheme="minorHAnsi" w:cstheme="minorHAnsi"/>
-        </w:rPr>
-        <w:t>=C(20)]</w:t>
+        <w:t>[y_v=C(20)]</w:t>
       </w:r>
     </w:p>
     <w:p>
@@ -5621,35 +4907,7 @@
         <w:rPr>
           <w:rFonts w:asciiTheme="minorHAnsi" w:hAnsiTheme="minorHAnsi" w:cstheme="minorHAnsi"/>
         </w:rPr>
-        <w:t>[a \</w:t>
-      </w:r>
-      <w:proofErr w:type="spellStart"/>
-      <w:r>
-        <w:rPr>
-          <w:rFonts w:asciiTheme="minorHAnsi" w:hAnsiTheme="minorHAnsi" w:cstheme="minorHAnsi"/>
-        </w:rPr>
-        <w:t>leq</w:t>
-      </w:r>
-      <w:proofErr w:type="spellEnd"/>
-      <w:r>
-        <w:rPr>
-          <w:rFonts w:asciiTheme="minorHAnsi" w:hAnsiTheme="minorHAnsi" w:cstheme="minorHAnsi"/>
-        </w:rPr>
-        <w:t xml:space="preserve"> b ; \y} ; a \</w:t>
-      </w:r>
-      <w:proofErr w:type="spellStart"/>
-      <w:r>
-        <w:rPr>
-          <w:rFonts w:asciiTheme="minorHAnsi" w:hAnsiTheme="minorHAnsi" w:cstheme="minorHAnsi"/>
-        </w:rPr>
-        <w:t>leq</w:t>
-      </w:r>
-      <w:proofErr w:type="spellEnd"/>
-      <w:r>
-        <w:rPr>
-          <w:rFonts w:asciiTheme="minorHAnsi" w:hAnsiTheme="minorHAnsi" w:cstheme="minorHAnsi"/>
-        </w:rPr>
-        <w:t xml:space="preserve"> c]</w:t>
+        <w:t>[a \leq b ; \y} ; a \leq c]</w:t>
       </w:r>
     </w:p>
     <w:p>
@@ -6021,25 +5279,7 @@
           <w:szCs w:val="24"/>
           <w:lang w:val="es-AR"/>
         </w:rPr>
-        <w:t xml:space="preserve">Una empresa de tecnología opera un sistema distribuido donde distintas funcionalidades del </w:t>
-      </w:r>
-      <w:proofErr w:type="spellStart"/>
-      <w:r>
-        <w:rPr>
-          <w:sz w:val="24"/>
-          <w:szCs w:val="24"/>
-          <w:lang w:val="es-AR"/>
-        </w:rPr>
-        <w:t>backend</w:t>
-      </w:r>
-      <w:proofErr w:type="spellEnd"/>
-      <w:r>
-        <w:rPr>
-          <w:sz w:val="24"/>
-          <w:szCs w:val="24"/>
-          <w:lang w:val="es-AR"/>
-        </w:rPr>
-        <w:t xml:space="preserve"> se ejecutan en múltiples servidores. Con el objetivo de analizar el rendimiento y detectar posibles cuellos de botella, se registran métricas de ejecución. </w:t>
+        <w:t xml:space="preserve">Una empresa de tecnología opera un sistema distribuido donde distintas funcionalidades del backend se ejecutan en múltiples servidores. Con el objetivo de analizar el rendimiento y detectar posibles cuellos de botella, se registran métricas de ejecución. </w:t>
       </w:r>
     </w:p>
     <w:p>
@@ -6416,9 +5656,55 @@
           <w:szCs w:val="24"/>
           <w:lang w:val="es-ES"/>
         </w:rPr>
-        <w:t xml:space="preserve">función o tarea específica del </w:t>
-      </w:r>
-      <w:proofErr w:type="spellStart"/>
+        <w:t>función o tarea específica del backend</w:t>
+      </w:r>
+      <w:r>
+        <w:rPr>
+          <w:rFonts w:eastAsia="Aptos" w:cstheme="minorHAnsi"/>
+          <w:color w:val="1F1F1F"/>
+          <w:sz w:val="24"/>
+          <w:szCs w:val="24"/>
+          <w:lang w:val="es-ES"/>
+        </w:rPr>
+        <w:t xml:space="preserve"> del sistema distribuido (por ejemplo, la fila 1 podría ser la autenticación, la fila 2 el procesamiento de datos, etc.).</w:t>
+      </w:r>
+    </w:p>
+    <w:p>
+      <w:pPr>
+        <w:spacing w:before="240" w:after="240" w:line="279" w:lineRule="auto"/>
+        <w:rPr>
+          <w:rFonts w:eastAsia="Aptos" w:cstheme="minorHAnsi"/>
+          <w:color w:val="1F1F1F"/>
+        </w:rPr>
+      </w:pPr>
+      <w:r>
+        <w:rPr>
+          <w:rFonts w:cstheme="minorHAnsi"/>
+          <w:sz w:val="24"/>
+          <w:szCs w:val="24"/>
+          <w:lang w:val="es-AR"/>
+        </w:rPr>
+        <w:t>o Qué representa cada columna de M</w:t>
+      </w:r>
+      <w:r>
+        <w:rPr>
+          <w:rFonts w:cstheme="minorHAnsi"/>
+          <w:sz w:val="24"/>
+          <w:szCs w:val="24"/>
+          <w:lang w:val="es-AR"/>
+        </w:rPr>
+        <w:t xml:space="preserve">: </w:t>
+      </w:r>
+      <w:r>
+        <w:rPr>
+          <w:rFonts w:eastAsia="Aptos" w:cstheme="minorHAnsi"/>
+          <w:color w:val="1F1F1F"/>
+          <w:sz w:val="24"/>
+          <w:szCs w:val="24"/>
+          <w:lang w:val="es-ES"/>
+        </w:rPr>
+        <w:t xml:space="preserve">Cada columna representa un </w:t>
+      </w:r>
       <w:r>
         <w:rPr>
           <w:rFonts w:eastAsia="Aptos" w:cstheme="minorHAnsi"/>
@@ -6429,9 +5715,8 @@
           <w:szCs w:val="24"/>
           <w:lang w:val="es-ES"/>
         </w:rPr>
-        <w:t>backend</w:t>
-      </w:r>
-      <w:proofErr w:type="spellEnd"/>
+        <w:t>servidor físico o virtual distinto</w:t>
+      </w:r>
       <w:r>
         <w:rPr>
           <w:rFonts w:eastAsia="Aptos" w:cstheme="minorHAnsi"/>
@@ -6440,15 +5725,17 @@
           <w:szCs w:val="24"/>
           <w:lang w:val="es-ES"/>
         </w:rPr>
-        <w:t xml:space="preserve"> del sistema distribuido (por ejemplo, la fila 1 podría ser la autenticación, la fila 2 el procesamiento de datos, etc.).</w:t>
-      </w:r>
-    </w:p>
-    <w:p>
-      <w:pPr>
-        <w:spacing w:before="240" w:after="240" w:line="279" w:lineRule="auto"/>
+        <w:t xml:space="preserve"> en el cual se ejecutan esas funciones (por ejemplo, Servidor 1, Servidor 2 y Servidor 3).</w:t>
+      </w:r>
+    </w:p>
+    <w:p>
+      <w:pPr>
         <w:rPr>
           <w:rFonts w:eastAsia="Aptos" w:cstheme="minorHAnsi"/>
           <w:color w:val="1F1F1F"/>
+          <w:sz w:val="24"/>
+          <w:szCs w:val="24"/>
+          <w:lang w:val="es-ES"/>
         </w:rPr>
       </w:pPr>
       <w:r>
@@ -6458,7 +5745,7 @@
           <w:szCs w:val="24"/>
           <w:lang w:val="es-AR"/>
         </w:rPr>
-        <w:t>o Qué representa cada columna de M</w:t>
+        <w:t xml:space="preserve">o Qué representa un valor cualquiera de la </w:t>
       </w:r>
       <w:r>
         <w:rPr>
@@ -6467,7 +5754,7 @@
           <w:szCs w:val="24"/>
           <w:lang w:val="es-AR"/>
         </w:rPr>
-        <w:t xml:space="preserve">: </w:t>
+        <w:t>matriz:</w:t>
       </w:r>
       <w:r>
         <w:rPr>
@@ -6477,90 +5764,7 @@
           <w:szCs w:val="24"/>
           <w:lang w:val="es-ES"/>
         </w:rPr>
-        <w:t xml:space="preserve">Cada columna representa un </w:t>
-      </w:r>
-      <w:r>
-        <w:rPr>
-          <w:rFonts w:eastAsia="Aptos" w:cstheme="minorHAnsi"/>
-          <w:b/>
-          <w:bCs/>
-          <w:color w:val="1F1F1F"/>
-          <w:sz w:val="24"/>
-          <w:szCs w:val="24"/>
-          <w:lang w:val="es-ES"/>
-        </w:rPr>
-        <w:t>servidor físico o virtual distinto</w:t>
-      </w:r>
-      <w:r>
-        <w:rPr>
-          <w:rFonts w:eastAsia="Aptos" w:cstheme="minorHAnsi"/>
-          <w:color w:val="1F1F1F"/>
-          <w:sz w:val="24"/>
-          <w:szCs w:val="24"/>
-          <w:lang w:val="es-ES"/>
-        </w:rPr>
-        <w:t xml:space="preserve"> en el cual se ejecutan esas funciones (por ejemplo, Servidor 1, Servidor 2 y Servidor 3).</w:t>
-      </w:r>
-    </w:p>
-    <w:p>
-      <w:pPr>
-        <w:rPr>
-          <w:rFonts w:eastAsia="Aptos" w:cstheme="minorHAnsi"/>
-          <w:color w:val="1F1F1F"/>
-          <w:sz w:val="24"/>
-          <w:szCs w:val="24"/>
-          <w:lang w:val="es-ES"/>
-        </w:rPr>
-      </w:pPr>
-      <w:r>
-        <w:rPr>
-          <w:rFonts w:cstheme="minorHAnsi"/>
-          <w:sz w:val="24"/>
-          <w:szCs w:val="24"/>
-          <w:lang w:val="es-AR"/>
-        </w:rPr>
-        <w:t xml:space="preserve">o Qué representa un valor cualquiera de la </w:t>
-      </w:r>
-      <w:r>
-        <w:rPr>
-          <w:rFonts w:cstheme="minorHAnsi"/>
-          <w:sz w:val="24"/>
-          <w:szCs w:val="24"/>
-          <w:lang w:val="es-AR"/>
-        </w:rPr>
-        <w:t>matriz:</w:t>
-      </w:r>
-      <w:r>
-        <w:rPr>
-          <w:rFonts w:eastAsia="Aptos" w:cstheme="minorHAnsi"/>
-          <w:color w:val="1F1F1F"/>
-          <w:sz w:val="24"/>
-          <w:szCs w:val="24"/>
-          <w:lang w:val="es-ES"/>
-        </w:rPr>
-        <w:t xml:space="preserve"> Cualquier valor individual (</w:t>
-      </w:r>
-      <w:proofErr w:type="spellStart"/>
-      <w:r>
-        <w:rPr>
-          <w:rFonts w:eastAsia="Aptos" w:cstheme="minorHAnsi"/>
-          <w:color w:val="1F1F1F"/>
-          <w:sz w:val="24"/>
-          <w:szCs w:val="24"/>
-          <w:lang w:val="es-ES"/>
-        </w:rPr>
-        <w:t>mij</w:t>
-      </w:r>
-      <w:proofErr w:type="spellEnd"/>
-      <w:r>
-        <w:rPr>
-          <w:rFonts w:eastAsia="Aptos" w:cstheme="minorHAnsi"/>
-          <w:color w:val="1F1F1F"/>
-          <w:sz w:val="24"/>
-          <w:szCs w:val="24"/>
-          <w:lang w:val="es-ES"/>
-        </w:rPr>
-        <w:t xml:space="preserve">) representa el </w:t>
+        <w:t xml:space="preserve"> Cualquier valor individual (mij) representa el </w:t>
       </w:r>
       <w:r>
         <w:rPr>
@@ -8067,7 +7271,23 @@
           <w:szCs w:val="24"/>
           <w:lang w:val="es-AR"/>
         </w:rPr>
-        <w:t>Desde la perspectiva de la algebra, cada elemento de T perteneciente a la matriz resultante T=M*C  Representa una magnitud híbrida de tiempo total acumulado, expresada en milisegundos. Conceptualmente, este valor se define como la suma de los productos cruzados entre los tiempos promedio de ejecución de la función i en la totalidad de los servidores del sistema, y el volumen total de ejecuciones de todas las funciones dentro del servidor.</w:t>
+        <w:t>Desde la perspectiva de la algebra, cada elemento de T perteneciente a la matriz resultante T=M*</w:t>
+      </w:r>
+      <w:r>
+        <w:rPr>
+          <w:sz w:val="24"/>
+          <w:szCs w:val="24"/>
+          <w:lang w:val="es-AR"/>
+        </w:rPr>
+        <w:t>C Representa</w:t>
+      </w:r>
+      <w:r>
+        <w:rPr>
+          <w:sz w:val="24"/>
+          <w:szCs w:val="24"/>
+          <w:lang w:val="es-AR"/>
+        </w:rPr>
+        <w:t xml:space="preserve"> una magnitud híbrida de tiempo total acumulado, expresada en milisegundos. Conceptualmente, este valor se define como la suma de los productos cruzados entre los tiempos promedio de ejecución de la función i en la totalidad de los servidores del sistema, y el volumen total de ejecuciones de todas las funciones dentro del servidor.</w:t>
       </w:r>
     </w:p>
     <w:p>
@@ -8364,23 +7584,13 @@
           <w:lang w:val="es-AR"/>
         </w:rPr>
       </w:pPr>
-      <w:proofErr w:type="spellStart"/>
-      <w:r>
-        <w:rPr>
-          <w:sz w:val="24"/>
-          <w:szCs w:val="24"/>
-          <w:lang w:val="es-AR"/>
-        </w:rPr>
-        <w:t>Det</w:t>
-      </w:r>
-      <w:proofErr w:type="spellEnd"/>
-      <w:r>
-        <w:rPr>
-          <w:sz w:val="24"/>
-          <w:szCs w:val="24"/>
-          <w:lang w:val="es-AR"/>
-        </w:rPr>
-        <w:t>(M) = (120 . 180 . 95) + (150 . 220 . 90) + (100 . 200 . 110) - [(90 . 180 . 100) + (110 . 220 . 120) + (95 . 200 . 150)]</w:t>
+      <w:r>
+        <w:rPr>
+          <w:sz w:val="24"/>
+          <w:szCs w:val="24"/>
+          <w:lang w:val="es-AR"/>
+        </w:rPr>
+        <w:t>Det(M) = (120 . 180 . 95) + (150 . 220 . 90) + (100 . 200 . 110) - [(90 . 180 . 100) + (110 . 220 . 120) + (95 . 200 . 150)]</w:t>
       </w:r>
     </w:p>
     <w:p>
@@ -8409,23 +7619,13 @@
           <w:lang w:val="es-AR"/>
         </w:rPr>
       </w:pPr>
-      <w:proofErr w:type="spellStart"/>
-      <w:r>
-        <w:rPr>
-          <w:sz w:val="24"/>
-          <w:szCs w:val="24"/>
-          <w:lang w:val="es-AR"/>
-        </w:rPr>
-        <w:t>Det</w:t>
-      </w:r>
-      <w:proofErr w:type="spellEnd"/>
-      <w:r>
-        <w:rPr>
-          <w:sz w:val="24"/>
-          <w:szCs w:val="24"/>
-          <w:lang w:val="es-AR"/>
-        </w:rPr>
-        <w:t>(M) = 7.222.00 – 7.374.000 = -152.000</w:t>
+      <w:r>
+        <w:rPr>
+          <w:sz w:val="24"/>
+          <w:szCs w:val="24"/>
+          <w:lang w:val="es-AR"/>
+        </w:rPr>
+        <w:t>Det(M) = 7.222.00 – 7.374.000 = -152.000</w:t>
       </w:r>
     </w:p>
     <w:p>
@@ -8655,25 +7855,7 @@
           <w:szCs w:val="24"/>
           <w:lang w:val="es-AR"/>
         </w:rPr>
-        <w:t xml:space="preserve">Para extraer un diagnóstico claro sobre el rendimiento de la infraestructura y entender el comportamiento de nuestra red, realizamos un análisis estadístico calculando los promedios. Evaluamos las filas para analizar el impacto de cada función y las columnas para medir el rendimiento general de cada servidor. Análisis del costo por función (Filas de la matriz M) Al calcular el tiempo medio que demanda cada tarea a lo largo de los tres nodos, obtenemos que la función 2 es la que </w:t>
-      </w:r>
-      <w:proofErr w:type="spellStart"/>
-      <w:r>
-        <w:rPr>
-          <w:sz w:val="24"/>
-          <w:szCs w:val="24"/>
-          <w:lang w:val="es-AR"/>
-        </w:rPr>
-        <w:t>mas</w:t>
-      </w:r>
-      <w:proofErr w:type="spellEnd"/>
-      <w:r>
-        <w:rPr>
-          <w:sz w:val="24"/>
-          <w:szCs w:val="24"/>
-          <w:lang w:val="es-AR"/>
-        </w:rPr>
-        <w:t xml:space="preserve"> demanda en los servidores con una media de 200ms </w:t>
+        <w:t xml:space="preserve">Para extraer un diagnóstico claro sobre el rendimiento de la infraestructura y entender el comportamiento de nuestra red, realizamos un análisis estadístico calculando los promedios. Evaluamos las filas para analizar el impacto de cada función y las columnas para medir el rendimiento general de cada servidor. Análisis del costo por función (Filas de la matriz M) Al calcular el tiempo medio que demanda cada tarea a lo largo de los tres nodos, obtenemos que la función 2 es la que mas demanda en los servidores con una media de 200ms </w:t>
       </w:r>
     </w:p>
     <w:p>
@@ -8786,7 +7968,23 @@
           <w:szCs w:val="24"/>
           <w:lang w:val="es-AR"/>
         </w:rPr>
-        <w:t>Otra recomendación técnica que podemos realizar pero orientada a los servidores es reconfigurar las reglas del balanceador para que desvíe un mayor porcentaje de las solicitudes de la Función 2 directamente hacia el Servidor 1. De esta manera, aprovechamos el servidor más eficiente para absorber el trabajo pesado, aliviando el estrés informático de los servidores 2 y 3, lo que se traducirá en una caída notable en los tiempos de respuesta globales del sistema distribuido.</w:t>
+        <w:t xml:space="preserve">Otra recomendación técnica que podemos </w:t>
+      </w:r>
+      <w:r>
+        <w:rPr>
+          <w:sz w:val="24"/>
+          <w:szCs w:val="24"/>
+          <w:lang w:val="es-AR"/>
+        </w:rPr>
+        <w:t>realizar,</w:t>
+      </w:r>
+      <w:r>
+        <w:rPr>
+          <w:sz w:val="24"/>
+          <w:szCs w:val="24"/>
+          <w:lang w:val="es-AR"/>
+        </w:rPr>
+        <w:t xml:space="preserve"> pero orientada a los servidores es reconfigurar las reglas del balanceador para que desvíe un mayor porcentaje de las solicitudes de la Función 2 directamente hacia el Servidor 1. De esta manera, aprovechamos el servidor más eficiente para absorber el trabajo pesado, aliviando el estrés informático de los servidores 2 y 3, lo que se traducirá en una caída notable en los tiempos de respuesta globales del sistema distribuido.</w:t>
       </w:r>
     </w:p>
     <w:p>
@@ -11671,6 +10869,7 @@
   <w:style w:type="character" w:default="1" w:styleId="Fuentedeprrafopredeter">
     <w:name w:val="Default Paragraph Font"/>
     <w:uiPriority w:val="1"/>
+    <w:semiHidden/>
     <w:unhideWhenUsed/>
   </w:style>
   <w:style w:type="table" w:default="1" w:styleId="Tablanormal">
